--- a/zaini_case_audit_output/outputs/word/documents/037_ملف دراسة دفع بعدم صفة المدعي_ عدنان في الدعوى لكون المورث قد امتدت حياته عقب ال.docx
+++ b/zaini_case_audit_output/outputs/word/documents/037_ملف دراسة دفع بعدم صفة المدعي_ عدنان في الدعوى لكون المورث قد امتدت حياته عقب ال.docx
@@ -78,7 +78,7 @@
           <w:b w:val="0"/>
           <w:i w:val="0"/>
         </w:rPr>
-        <w:t>ان المورث نقل الحصص بتاریخ : صفة المدعي حیث عدم</w:t>
+        <w:t>مدع ثیح يعدملا ةفص : خیراتب صصحلا لقن ثروملا نا</w:t>
       </w:r>
     </w:p>
     <w:p>
@@ -91,7 +91,7 @@
           <w:b w:val="0"/>
           <w:i w:val="0"/>
         </w:rPr>
-        <w:t>ھـ ١٤٣٤ / ٠٢ / ١٠ الغبن ، ثم تم تخارج االخوة في حصصھم بتاریخ : ) أعوام ولم یدعي ٧ ھـ وبقي بعدھا علی قید الحیاة لمدة ( ١٤٣١ / ١٠ / ١٦</w:t>
+        <w:t>١٦ / ١٠ / ١٤٣١ ) ةدمل ةایحلا دیق یلع اھدعب يقبو ـھ ٧ يعدی ملو ماوعأ ( : خیراتب مھصصح يف ةوخلاا جراخت مت مث ، نبغلا ١٠ / ٠٢ / ١٤٣٤ ـھ</w:t>
       </w:r>
     </w:p>
     <w:p>
@@ -104,7 +104,7 @@
           <w:b w:val="0"/>
           <w:i w:val="0"/>
         </w:rPr>
-        <w:t>. ایضا ولم یدعو الغبن</w:t>
+        <w:t>نبغلا وعدی ملو اضیا .</w:t>
       </w:r>
     </w:p>
     <w:p>
@@ -130,7 +130,7 @@
           <w:b w:val="0"/>
           <w:i w:val="0"/>
         </w:rPr>
-        <w:t>ھـ ، مما یدل عدم صفتھم فالدعوى ١٤٣١ / ١٠ / ١٦ من الوالد في عام</w:t>
+        <w:t>ماع يف دلاولا نم ١٦ / ١٠ / ١٤٣١ ىوعدلاف مھتفص مدع لدی امم ، ـھ</w:t>
       </w:r>
     </w:p>
     <w:p>
@@ -143,7 +143,7 @@
           <w:b w:val="0"/>
           <w:i w:val="0"/>
         </w:rPr>
-        <w:t>. نظام المرافعات الشرعیة من ) ٧٦ ( بتاتا بناء علی المادة</w:t>
+        <w:t>ةداملا یلع ءانب اتاتب ) ٧٦ ( نم ةیعرشلا تاعفارملا ماظن .</w:t>
       </w:r>
     </w:p>
     <w:p>
@@ -156,7 +156,7 @@
           <w:b w:val="0"/>
           <w:i w:val="0"/>
         </w:rPr>
-        <w:t>والمورث باع حصتھ بصفتھ الرسمیة في جھة رسمیة علی محررات</w:t>
+        <w:t>تاررحم یلع ةیمسر ةھج يف ةیمسرلا ھتفصب ھتصح عاب ثروملاو</w:t>
       </w:r>
     </w:p>
     <w:p>
@@ -169,7 +169,7 @@
           <w:b w:val="0"/>
           <w:i w:val="0"/>
         </w:rPr>
-        <w:t>ي (الباب الثالث) الکتابة (الفصل األول) من ما جاء ف رسمیة وبناءا علی</w:t>
+        <w:t>یلع اءانبو ةیمسر ف ءاج ام نم (لولأا لصفلا) ةباتکلا (ثلاثلا بابلا) ي</w:t>
       </w:r>
     </w:p>
     <w:p>
@@ -182,7 +182,7 @@
           <w:b w:val="0"/>
           <w:i w:val="0"/>
         </w:rPr>
-        <w:t>رة (المحررات الرسمیة) وما شملھ من مواد ، فال یحق للدائ نظام االثبات</w:t>
+        <w:t>تابثلاا ماظن ئادلل قحی لاف ، داوم نم ھلمش امو (ةیمسرلا تاررحملا) ةر</w:t>
       </w:r>
     </w:p>
     <w:p>
@@ -195,7 +195,7 @@
           <w:b w:val="0"/>
           <w:i w:val="0"/>
         </w:rPr>
-        <w:t>د نظامي غیر ال بموجب مستن إ مخالفة النظام والطعن في ھذا المحرر</w:t>
+        <w:t>ررحملا اذھ يف نعطلاو ماظنلا ةفلاخم إ نتسم بجومب لا ریغ يماظن د</w:t>
       </w:r>
     </w:p>
     <w:p>
@@ -208,7 +208,7 @@
           <w:b w:val="0"/>
           <w:i w:val="0"/>
         </w:rPr>
-        <w:t>. النصب واالحتیال و الغبن مثل التزویر ا</w:t>
+        <w:t>ا ریوزتلا لثم نبغلا و لایتحلااو بصنلا .</w:t>
       </w:r>
     </w:p>
     <w:p>
@@ -221,7 +221,7 @@
           <w:b w:val="0"/>
           <w:i w:val="0"/>
         </w:rPr>
-        <w:t>یر المحاسب الخب عدم قناعتنا لما قامت بھ الدائرة من االخذ لتقریر</w:t>
+        <w:t>ریرقتل ذخلاا نم ةرئادلا ھب تماق امل انتعانق مدع بخلا بساحملا ری</w:t>
       </w:r>
     </w:p>
     <w:p>
@@ -234,7 +234,7 @@
           <w:b w:val="0"/>
           <w:i w:val="0"/>
         </w:rPr>
-        <w:t>حصصھم االصلیة ولم بیني وبین اخوتي في القانوني في قضیة نزاع</w:t>
+        <w:t>عازن ةیضق يف ينوناقلا يف يتوخا نیبو ينیب ملو ةیلصلاا مھصصح</w:t>
       </w:r>
     </w:p>
     <w:p>
@@ -247,7 +247,7 @@
           <w:b w:val="0"/>
           <w:i w:val="0"/>
         </w:rPr>
-        <w:t>ھـ ، ١٤٣٢ / ١٢ / ٠٢ رة في حینھ امام دیوان المظالم عام تاخذ بھ الدائ</w:t>
+        <w:t>ئادلا ھب ذخات ماع ملاظملا ناوید ماما ھنیح يف ةر ٠٢ / ١٢ / ١٤٣٢ ، ـھ</w:t>
       </w:r>
     </w:p>
     <w:p>
@@ -260,7 +260,7 @@
           <w:b w:val="0"/>
           <w:i w:val="0"/>
         </w:rPr>
-        <w:t>وما شملھ الخبره) ي ما نص علیھ نظام االثبات (الباب العاشر ـ ولم تجر</w:t>
+        <w:t>رجت ملو ـ رشاعلا بابلا) تابثلاا ماظن ھیلع صن ام ي (هربخلا ھلمش امو</w:t>
       </w:r>
     </w:p>
     <w:p>
@@ -273,7 +273,7 @@
           <w:b w:val="0"/>
           <w:i w:val="0"/>
         </w:rPr>
-        <w:t>وعام ھـ ١٤٣١ عام عدل ال امام کاتب لم یدعو الغبن من مودا ، و</w:t>
+        <w:t>و ، ادوم نم نبغلا وعدی مل بتاک ماما لا لدع ماع ١٤٣١ ـھ ماعو</w:t>
       </w:r>
     </w:p>
     <w:p>
@@ -286,7 +286,7 @@
           <w:b w:val="0"/>
           <w:i w:val="0"/>
         </w:rPr>
-        <w:t>تجار والتجار ال یغبن کما ھو طراف یأتي الغبن وجمیع األ س ومن أین . ھـ ١٤٣٤</w:t>
+        <w:t>١٤٣٤ ـھ . نیأ نمو س لأا عیمجو نبغلا يتأی فارط وھ امک نبغی لا راجتلاو راجت</w:t>
       </w:r>
     </w:p>
     <w:p>
@@ -312,7 +312,7 @@
           <w:b w:val="0"/>
           <w:i w:val="0"/>
         </w:rPr>
-        <w:t>: : من نظام المرافعات الشرعية المادة السادسة والسبعون</w:t>
+        <w:t>نوعبسلاو ةسداسلا ةداملا ةيعرشلا تاعفارملا ماظن نم : :</w:t>
       </w:r>
     </w:p>
     <w:p>
@@ -325,7 +325,7 @@
           <w:b w:val="0"/>
           <w:i w:val="0"/>
         </w:rPr>
-        <w:t>الدفع بعدم اختصاص المحکمة النتفاء والیتھا أو بسبب نوع .\1</w:t>
+        <w:t>1\. عون ببسب وأ اھتیلاو ءافتنلا ةمکحملا صاصتخا مدعب عفدلا</w:t>
       </w:r>
     </w:p>
     <w:p>
@@ -338,7 +338,7 @@
           <w:b w:val="0"/>
           <w:i w:val="0"/>
         </w:rPr>
-        <w:t>األھلیة أو المصلحة أو ألي سبب آخر، وکذا الدفع بعدم جواز نظر أو النعدام الصفة الدفع بعدم قبول الدعوى الدعوى أو قیمتھا، أو</w:t>
+        <w:t>وأ ،اھتمیق وأ ىوعدلا ىوعدلا لوبق مدعب عفدلا ةفصلا مادعنلا وأ رظن زاوج مدعب عفدلا اذکو ،رخآ ببس يلأ وأ ةحلصملا وأ ةیلھلأا</w:t>
       </w:r>
     </w:p>
     <w:p>
@@ -351,7 +351,7 @@
           <w:b w:val="0"/>
           <w:i w:val="0"/>
         </w:rPr>
-        <w:t>الدعوى لسبق الفصل فیھا؛ یجوز الدفع بھ في أي مرحلة تکون فیھا</w:t>
+        <w:t>اھیف نوکت ةلحرم يأ يف ھب عفدلا زوجی ؛اھیف لصفلا قبسل ىوعدلا</w:t>
       </w:r>
     </w:p>
     <w:p>
@@ -364,7 +364,7 @@
           <w:b w:val="0"/>
           <w:i w:val="0"/>
         </w:rPr>
-        <w:t>. الدعوى وتحکم بھ المحکمة من تلقاء نفسھا</w:t>
+        <w:t>اھسفن ءاقلت نم ةمکحملا ھب مکحتو ىوعدلا .</w:t>
       </w:r>
     </w:p>
     <w:p>
@@ -390,7 +390,7 @@
           <w:b w:val="0"/>
           <w:i w:val="0"/>
         </w:rPr>
-        <w:t>. ، أجلت نظر الدعوى لتبلیغ ذي الصفة المدعی علیھ قائم علی أساس</w:t>
+        <w:t>ساسأ یلع مئاق ھیلع یعدملا ةفصلا يذ غیلبتل ىوعدلا رظن تلجأ ، .</w:t>
       </w:r>
     </w:p>
     <w:sectPr>

--- a/zaini_case_audit_output/outputs/word/documents/037_ملف دراسة دفع بعدم صفة المدعي_ عدنان في الدعوى لكون المورث قد امتدت حياته عقب ال.docx
+++ b/zaini_case_audit_output/outputs/word/documents/037_ملف دراسة دفع بعدم صفة المدعي_ عدنان في الدعوى لكون المورث قد امتدت حياته عقب ال.docx
@@ -338,7 +338,7 @@
           <w:b w:val="0"/>
           <w:i w:val="0"/>
         </w:rPr>
-        <w:t>وأ ،اھتمیق وأ ىوعدلا ىوعدلا لوبق مدعب عفدلا ةفصلا مادعنلا وأ رظن زاوج مدعب عفدلا اذکو ،رخآ ببس يلأ وأ ةحلصملا وأ ةیلھلأا</w:t>
+        <w:t>وأ ،اھتمیق وأ ىوعدلا لوبق مدعب عفدلا ةفصلا مادعنلا وأ رظن زاوج مدعب عفدلا اذکو ،رخآ ببس يلأ وأ ةحلصملا وأ ةیلھلأا</w:t>
       </w:r>
     </w:p>
     <w:p>

--- a/zaini_case_audit_output/outputs/word/documents/037_ملف دراسة دفع بعدم صفة المدعي_ عدنان في الدعوى لكون المورث قد امتدت حياته عقب ال.docx
+++ b/zaini_case_audit_output/outputs/word/documents/037_ملف دراسة دفع بعدم صفة المدعي_ عدنان في الدعوى لكون المورث قد امتدت حياته عقب ال.docx
@@ -143,7 +143,7 @@
           <w:b w:val="0"/>
           <w:i w:val="0"/>
         </w:rPr>
-        <w:t>ةداملا یلع ءانب اتاتب ) ٧٦ ( نم ةیعرشلا تاعفارملا ماظن .</w:t>
+        <w:t>. نظام المرافعات الشرعیة من ) ٧٦ ( بتاتا بناء علی المادة</w:t>
       </w:r>
     </w:p>
     <w:p>

--- a/zaini_case_audit_output/outputs/word/documents/037_ملف دراسة دفع بعدم صفة المدعي_ عدنان في الدعوى لكون المورث قد امتدت حياته عقب ال.docx
+++ b/zaini_case_audit_output/outputs/word/documents/037_ملف دراسة دفع بعدم صفة المدعي_ عدنان في الدعوى لكون المورث قد امتدت حياته عقب ال.docx
@@ -78,7 +78,7 @@
           <w:b w:val="0"/>
           <w:i w:val="0"/>
         </w:rPr>
-        <w:t>مدع ثیح يعدملا ةفص : خیراتب صصحلا لقن ثروملا نا</w:t>
+        <w:t>ان المورث نقل الحصص بتاریخ : صفة المدعي حیث عدم</w:t>
       </w:r>
     </w:p>
     <w:p>
@@ -91,7 +91,7 @@
           <w:b w:val="0"/>
           <w:i w:val="0"/>
         </w:rPr>
-        <w:t>١٦ / ١٠ / ١٤٣١ ) ةدمل ةایحلا دیق یلع اھدعب يقبو ـھ ٧ يعدی ملو ماوعأ ( : خیراتب مھصصح يف ةوخلاا جراخت مت مث ، نبغلا ١٠ / ٠٢ / ١٤٣٤ ـھ</w:t>
+        <w:t>ھـ ١٤٣٤ / ٠٢ / ١٠ الغبن ، ثم تم تخارج االخوة في حصصھم بتاریخ : ) أعوام ولم یدعي ٧ ھـ وبقي بعدھا علی قید الحیاة لمدة ( ١٤٣١ / ١٠ / ١٦</w:t>
       </w:r>
     </w:p>
     <w:p>
@@ -104,7 +104,7 @@
           <w:b w:val="0"/>
           <w:i w:val="0"/>
         </w:rPr>
-        <w:t>نبغلا وعدی ملو اضیا .</w:t>
+        <w:t>. ایضا ولم یدعو الغبن</w:t>
       </w:r>
     </w:p>
     <w:p>
@@ -130,7 +130,7 @@
           <w:b w:val="0"/>
           <w:i w:val="0"/>
         </w:rPr>
-        <w:t>ماع يف دلاولا نم ١٦ / ١٠ / ١٤٣١ ىوعدلاف مھتفص مدع لدی امم ، ـھ</w:t>
+        <w:t>ھـ ، مما یدل عدم صفتھم فالدعوى ١٤٣١ / ١٠ / ١٦ من الوالد في عام</w:t>
       </w:r>
     </w:p>
     <w:p>
@@ -156,7 +156,7 @@
           <w:b w:val="0"/>
           <w:i w:val="0"/>
         </w:rPr>
-        <w:t>تاررحم یلع ةیمسر ةھج يف ةیمسرلا ھتفصب ھتصح عاب ثروملاو</w:t>
+        <w:t>والمورث باع حصتھ بصفتھ الرسمیة في جھة رسمیة علی محررات</w:t>
       </w:r>
     </w:p>
     <w:p>
@@ -169,7 +169,7 @@
           <w:b w:val="0"/>
           <w:i w:val="0"/>
         </w:rPr>
-        <w:t>یلع اءانبو ةیمسر ف ءاج ام نم (لولأا لصفلا) ةباتکلا (ثلاثلا بابلا) ي</w:t>
+        <w:t>ي (الباب الثالث) الکتابة (الفصل األول) من ما جاء ف رسمیة وبناءا علی</w:t>
       </w:r>
     </w:p>
     <w:p>
@@ -182,7 +182,7 @@
           <w:b w:val="0"/>
           <w:i w:val="0"/>
         </w:rPr>
-        <w:t>تابثلاا ماظن ئادلل قحی لاف ، داوم نم ھلمش امو (ةیمسرلا تاررحملا) ةر</w:t>
+        <w:t>رة (المحررات الرسمیة) وما شملھ من مواد ، فال یحق للدائ نظام االثبات</w:t>
       </w:r>
     </w:p>
     <w:p>
@@ -195,7 +195,7 @@
           <w:b w:val="0"/>
           <w:i w:val="0"/>
         </w:rPr>
-        <w:t>ررحملا اذھ يف نعطلاو ماظنلا ةفلاخم إ نتسم بجومب لا ریغ يماظن د</w:t>
+        <w:t>د نظامي غیر ال بموجب مستن إ مخالفة النظام والطعن في ھذا المحرر</w:t>
       </w:r>
     </w:p>
     <w:p>
@@ -208,7 +208,7 @@
           <w:b w:val="0"/>
           <w:i w:val="0"/>
         </w:rPr>
-        <w:t>ا ریوزتلا لثم نبغلا و لایتحلااو بصنلا .</w:t>
+        <w:t>. النصب واالحتیال و الغبن مثل التزویر ا</w:t>
       </w:r>
     </w:p>
     <w:p>
@@ -221,7 +221,7 @@
           <w:b w:val="0"/>
           <w:i w:val="0"/>
         </w:rPr>
-        <w:t>ریرقتل ذخلاا نم ةرئادلا ھب تماق امل انتعانق مدع بخلا بساحملا ری</w:t>
+        <w:t>یر المحاسب الخب عدم قناعتنا لما قامت بھ الدائرة من االخذ لتقریر</w:t>
       </w:r>
     </w:p>
     <w:p>
@@ -260,7 +260,7 @@
           <w:b w:val="0"/>
           <w:i w:val="0"/>
         </w:rPr>
-        <w:t>رجت ملو ـ رشاعلا بابلا) تابثلاا ماظن ھیلع صن ام ي (هربخلا ھلمش امو</w:t>
+        <w:t>وما شملھ الخبره) ي ما نص علیھ نظام االثبات (الباب العاشر ـ ولم تجر</w:t>
       </w:r>
     </w:p>
     <w:p>
@@ -273,7 +273,7 @@
           <w:b w:val="0"/>
           <w:i w:val="0"/>
         </w:rPr>
-        <w:t>و ، ادوم نم نبغلا وعدی مل بتاک ماما لا لدع ماع ١٤٣١ ـھ ماعو</w:t>
+        <w:t>وعام ھـ ١٤٣١ عام عدل ال امام کاتب لم یدعو الغبن من مودا ، و</w:t>
       </w:r>
     </w:p>
     <w:p>
@@ -286,7 +286,7 @@
           <w:b w:val="0"/>
           <w:i w:val="0"/>
         </w:rPr>
-        <w:t>١٤٣٤ ـھ . نیأ نمو س لأا عیمجو نبغلا يتأی فارط وھ امک نبغی لا راجتلاو راجت</w:t>
+        <w:t>تجار والتجار ال یغبن کما ھو طراف یأتي الغبن وجمیع األ س ومن أین . ھـ ١٤٣٤</w:t>
       </w:r>
     </w:p>
     <w:p>
@@ -299,7 +299,7 @@
           <w:b w:val="0"/>
           <w:i w:val="0"/>
         </w:rPr>
-        <w:t>معلوم.</w:t>
+        <w:t>.مولعم</w:t>
       </w:r>
     </w:p>
     <w:p>
@@ -312,7 +312,7 @@
           <w:b w:val="0"/>
           <w:i w:val="0"/>
         </w:rPr>
-        <w:t>نوعبسلاو ةسداسلا ةداملا ةيعرشلا تاعفارملا ماظن نم : :</w:t>
+        <w:t>: : من نظام المرافعات الشرعية المادة السادسة والسبعون</w:t>
       </w:r>
     </w:p>
     <w:p>
@@ -338,7 +338,7 @@
           <w:b w:val="0"/>
           <w:i w:val="0"/>
         </w:rPr>
-        <w:t>وأ ،اھتمیق وأ ىوعدلا لوبق مدعب عفدلا ةفصلا مادعنلا وأ رظن زاوج مدعب عفدلا اذکو ،رخآ ببس يلأ وأ ةحلصملا وأ ةیلھلأا</w:t>
+        <w:t>األھلیة أو المصلحة أو ألي سبب آخر، وکذا الدفع بعدم جواز نظر أو النعدام الصفة الدفع بعدم قبول الدعوى أو قیمتھا، أو</w:t>
       </w:r>
     </w:p>
     <w:p>
@@ -351,7 +351,7 @@
           <w:b w:val="0"/>
           <w:i w:val="0"/>
         </w:rPr>
-        <w:t>اھیف نوکت ةلحرم يأ يف ھب عفدلا زوجی ؛اھیف لصفلا قبسل ىوعدلا</w:t>
+        <w:t>الدعوى لسبق الفصل فیھا؛ یجوز الدفع بھ في أي مرحلة تکون فیھا</w:t>
       </w:r>
     </w:p>
     <w:p>
@@ -364,7 +364,7 @@
           <w:b w:val="0"/>
           <w:i w:val="0"/>
         </w:rPr>
-        <w:t>اھسفن ءاقلت نم ةمکحملا ھب مکحتو ىوعدلا .</w:t>
+        <w:t>. الدعوى وتحکم بھ المحکمة من تلقاء نفسھا</w:t>
       </w:r>
     </w:p>
     <w:p>
@@ -390,7 +390,7 @@
           <w:b w:val="0"/>
           <w:i w:val="0"/>
         </w:rPr>
-        <w:t>ساسأ یلع مئاق ھیلع یعدملا ةفصلا يذ غیلبتل ىوعدلا رظن تلجأ ، .</w:t>
+        <w:t>. ، أجلت نظر الدعوى لتبلیغ ذي الصفة المدعی علیھ قائم علی أساس</w:t>
       </w:r>
     </w:p>
     <w:sectPr>

--- a/zaini_case_audit_output/outputs/word/documents/037_ملف دراسة دفع بعدم صفة المدعي_ عدنان في الدعوى لكون المورث قد امتدت حياته عقب ال.docx
+++ b/zaini_case_audit_output/outputs/word/documents/037_ملف دراسة دفع بعدم صفة المدعي_ عدنان في الدعوى لكون المورث قد امتدت حياته عقب ال.docx
@@ -169,7 +169,7 @@
           <w:b w:val="0"/>
           <w:i w:val="0"/>
         </w:rPr>
-        <w:t>ي (الباب الثالث) الکتابة (الفصل األول) من ما جاء ف رسمیة وبناءا علی</w:t>
+        <w:t>یلع اءانبو ةیمسر ف ءاج ام نم (لولأا لصفلا) ةباتکلا (ثلاثلا بابلا) ي</w:t>
       </w:r>
     </w:p>
     <w:p>
@@ -247,7 +247,7 @@
           <w:b w:val="0"/>
           <w:i w:val="0"/>
         </w:rPr>
-        <w:t>ئادلا ھب ذخات ماع ملاظملا ناوید ماما ھنیح يف ةر ٠٢ / ١٢ / ١٤٣٢ ، ـھ</w:t>
+        <w:t>ھـ ، ١٤٣٢ / ١٢ / ٠٢ رة في حینھ امام دیوان المظالم عام تاخذ بھ الدائ</w:t>
       </w:r>
     </w:p>
     <w:p>
